--- a/example_articles/states/Wisconsin/2.states_Wisconsin_New_York_Times.docx
+++ b/example_articles/states/Wisconsin/2.states_Wisconsin_New_York_Times.docx
@@ -29,17 +29,17 @@
     </w:p>
     <w:p>
       <w:r>
-        <w:t>Source File: NYT/39.DOCX</w:t>
+        <w:t>Source file: NYT/39.DOCX</w:t>
       </w:r>
     </w:p>
     <w:p>
       <w:r>
-        <w:t>Raw locations result: ['Wisconsin']</w:t>
+        <w:t>Raw locations result, 'locations': ['Wisconsin']</w:t>
       </w:r>
     </w:p>
     <w:p>
       <w:r>
-        <w:t>states_stand_flat (Standardized): Wisconsin</w:t>
+        <w:t>Standardized locations result, 'states_stand_flat': Wisconsin</w:t>
       </w:r>
     </w:p>
     <w:p>

--- a/example_articles/states/Wisconsin/2.states_Wisconsin_New_York_Times.docx
+++ b/example_articles/states/Wisconsin/2.states_Wisconsin_New_York_Times.docx
@@ -7,9 +7,7 @@
         <w:pStyle w:val="Heading1"/>
       </w:pPr>
       <w:r>
-        <w:t>ISSUES AND INTERESTS -- ON THE SIDELINES;</w:t>
-        <w:br/>
-        <w:t>Dukakis Views Clinton as G.O.P.'s Worst Nightmare</w:t>
+        <w:t>Using Teen-Agers to Enforce Tobacco Laws</w:t>
       </w:r>
     </w:p>
     <w:p>
@@ -19,17 +17,17 @@
     </w:p>
     <w:p>
       <w:r>
-        <w:t>Date: 1992-07-14</w:t>
+        <w:t>Date: 1996-05-04</w:t>
       </w:r>
     </w:p>
     <w:p>
       <w:r>
-        <w:t>Section: Section A;; Section A; Page 10; Column 1; National Desk; The Convention; Column 1;; The Convention; Biography</w:t>
+        <w:t>Section: Section 1; ; Section 1;  Page 6;  Column 4;  National Desk ; Column 4;</w:t>
       </w:r>
     </w:p>
     <w:p>
       <w:r>
-        <w:t>Source file: NYT/39.DOCX</w:t>
+        <w:t>Source file: NYT/44.DOCX</w:t>
       </w:r>
     </w:p>
     <w:p>
@@ -51,49 +49,69 @@
     </w:p>
     <w:p>
       <w:r>
-        <w:t>What is Michael S. Dukakis doing these days? "Mike Dukakis is growing tomatoes, of course," the 1988 Democratic Presidential candidate said, gently mocking his once well-chronicled penchant for gardening.</w:t>
+        <w:t>When Brian Oswall, a ninth grader, walked into a gas station here and asked for a pack of cigarettes, he expected that the clerk would suspect he was far too young to buy tobacco legally.</w:t>
         <w:br/>
-        <w:t>As Mr. Dukakis spoke, he was sitting in his cramped office in a converted industrial building at Northeastern University. With his opponent of four years ago, George Bush, in the White House, and the man who nominated him, Gov. Bill Clinton, ready to accept the Democratic mantle in New York, Mr. Dukakis is teaching political science at this working-class institution that is usually overshadowed by its neighbors, Harvard University and the Massachusetts Institute of Technology.</w:t>
+        <w:t>"I was thinking, 'Maybe she'll freak out and chase me out of the store,' " he said.</w:t>
         <w:br/>
-        <w:t>Now 58 years old, the former Governor of Massachusetts still looks the same as he did in 1988. But now he shares two secretaries with 24 other professors. His book-lined study overlooks a parking lot on the edge of Roxbury, a poor and predominantly black section of Boston. And he has traded his dark suits for standard academic garb: rumpled chinos, sneakers and a tieless shirt.</w:t>
+        <w:t>Instead, she sold him a pack.</w:t>
         <w:br/>
-        <w:t xml:space="preserve"> </w:t>
+        <w:t>To look at him, it should be no surprise that Brian is only 15 -- three years under the age that cigarettes can be bought legally.</w:t>
         <w:br/>
-        <w:t>Enthusiastic About Clinton</w:t>
+        <w:t>But something else would later come as a surprise to the clerk. He was no smoker. In fact, he was taking part in a sting, or undercover, operation aimed at stores that sell tobacco to minors.</w:t>
         <w:br/>
-        <w:t xml:space="preserve"> But despite his rapid fall from grace -- he and his wife, Kitty, have only a ceremonial role at the Democratic National Convention -- Mr. Dukakis retains much of his characteristic optimism.</w:t>
+        <w:t>Such teen-ager sting operations have become a common tool of law-enforcement and health organizations throughout the country as states try to comply with Federal mandates to curb access of tobacco to minors.</w:t>
         <w:br/>
-        <w:t>"Bill Clinton will be a terrific candidate," he said, adding that the Arkansas Governor will win the election in November over President Bush and Ross Perot.</w:t>
+        <w:t>But in many cases, young people have organized on their own to conduct freelance sting operations. After finding which stores would sell tobacco to minors, they alert the police and tell the news media.</w:t>
         <w:br/>
-        <w:t>Mr. Dukakis bases his assessment in part on his 15-year friendship with Mr. Clinton as a fellow Democratic Governor, a man who, like Mr. Dukakis, was defeated after his first term and engineered a comeback.</w:t>
+        <w:t>The project here is part of a $19 million program in 17 states and is financed mostly by the National Cancer Institute, a Federal health agency that is trying to reduce teen-age smoking.</w:t>
         <w:br/>
-        <w:t>"Clinton has always been the Republicans' worst nightmare: a tough, smart, progressive Southerner," Mr. Dukakis said.</w:t>
+        <w:t>While adults' use of tobacco has been dropping for many years, smoking among high school seniors has been holding steady, at about 19 percent, for the last 10 years, according to Dr. Marc Manley, an official with the health agency.</w:t>
         <w:br/>
-        <w:t xml:space="preserve"> </w:t>
+        <w:t>Just about everybody insists they oppose smoking by children. But there have been some objections, at least in Wisconsin, over law-enforcement officials' use of teen-agers to try to buy cigarettes. Around the country, it has become common practice for law-enforcement groups to send out young volunteers as decoys in targeting illegal sales of alcohol, as well as tobacco, to minors.</w:t>
         <w:br/>
-        <w:t>Sees Bush Foundering</w:t>
+        <w:t>"I'm afraid this is sending the wrong message to our children," said Barbara Vedder, a member of the Madison City Council, who voted against a measure last year to permit sting operations. "It's troubling, this idea of encouraging people to tell on their neighbors, to rat on them -- that it's O.K. if it's for the Government."</w:t>
         <w:br/>
-        <w:t xml:space="preserve"> Mr. Dukakis does not hide the pleasure he takes in the President's predicament today. "Poor old Bush, he can't seem to come to grips with things," he said, speaking with as much bitterness as his carefully controlled temperament allows.</w:t>
+        <w:t>She asked: What if small bands of citizens' groups decided to investigate whether their neighbors were smoking marijuana? Turn in their parents?</w:t>
         <w:br/>
-        <w:t>The last four years have been difficult for Mr. Dukakis. After his failed Presidential bid, he returned to Boston as Governor, only to watch his prized Massachusetts economy tumble, undercutting tax revenues and throwing the state's budget into chaos. By the time his term ended in 1991, Mr. Dukakis had become everyone's favorite whipping boy. He went as far away as he could get, first to Australia and then to Hawaii to teach.</w:t>
+        <w:t>Noting that homosexual acts are illegal in some states, Ms. Vedder also asked, "What if little groups decide to start going around checking to see what the neighbors are really doing in their homes?"</w:t>
         <w:br/>
-        <w:t>In recent months, he has devoted much of his time to researching and writing about universal health care, an issue to which he devoted extensive effort as Governor. Having observed former President Jimmy Carter's political rehabilitation, Mr. Dukakis said, he has concluded that a defeated nominee should devote himself to one or two substantive issues.</w:t>
+        <w:t>But law-enforcement groups and others who support the sting operations say such concerns are overwrought.</w:t>
         <w:br/>
-        <w:t>Mrs. Dukakis, who struggled with alcoholism after her husband's defeat, has been taking a course on addiction counseling at the University of Massachusetts in Boston and is considering work with drug and alcohol addicts.</w:t>
+        <w:t>"The only risk the kids face is the stigmatization of being called snitches," said Mark Gottlieb, a lawyer for the Tobacco Producers Liability Project in Boston, which advocates lawsuits as a way to fight the tobacco industry. "And there are angry retailers who yell, 'Hitler youth!' at them."</w:t>
         <w:br/>
-        <w:t xml:space="preserve"> </w:t>
+        <w:t>Mr. Gottlieb said there had been no lawsuits filed against the teen-age undercover operations. But in at least one case, a teen-ager won a settlement with a store after it sold her cigarettes.</w:t>
         <w:br/>
-        <w:t>Behind-the-Scenes Role</w:t>
+        <w:t>"How else could we do it?" asked Ed Kreckler, an assistant chief of police in Wisconsin Rapids who has worked with young people in the sting operations. "Besides, it teaches kids to be responsible citizens, to report crime and take an active role in its prohibition."</w:t>
         <w:br/>
-        <w:t xml:space="preserve"> The Dukakises plan to arrive in New York on Wednesday for the final two days of the convention. Mr. Dukakis said that he and other former Presidential nominees would be recognized at some point, but that he would not make a speech.</w:t>
+        <w:t>Not surprisingly, the sting operations have been seen as an annoyance by some of the stores that have been stung. Even some of the townspeople have winced at it.</w:t>
         <w:br/>
-        <w:t>He said that he talks with Mr. Clinton on the phone from time to time and that he has sent out warnings about moving fast to rebut negative campaigning. "The most effective way to deal with a negative campaign is to turn it into a character issue on the guy who is doing it," Mr. Dukakis said.</w:t>
+        <w:t>While smokers may have become pariahs in the cafe society of places like Madison and Minneapolis, there is a much different view prevailing in this rural, working-class region in central Wisconsin.</w:t>
         <w:br/>
-        <w:t>So when Vice President Dan Quayle or Mr. Bush begin to talk about family values, he said: "I'd stick it up their ears. I'd tell the American people what they know -- that family values are the security of having a good job or being able to take the kids to the doctor without wondering if you can pay for it."</w:t>
+        <w:t>Cigarette smoking is generally not regarded as a serious problem here, she said. "A typical response is: 'Cigarettes? Well, it could be a lot worse. It could be marijuana or crack.' And the businesses, they want to know why we're picking on them."</w:t>
         <w:br/>
-        <w:t>But over all, Mr. Dukakis said, he has been chary about offering Mr. Clinton advice.</w:t>
+        <w:t>Most of the teen-agers said they were a little nervous about trying to buy cigarettes initially.</w:t>
         <w:br/>
-        <w:t>"Look, if I knew anything about this business, I'd be talking to you from the Oval Office," he said.</w:t>
+        <w:t>"Whoa!" young Brian Oswall said after he walked out of a gas station with a pack of cigarettes for the first time. "This feels so weird -- it's illegal!"</w:t>
+        <w:br/>
+        <w:t>Melissa Elderbrook, who took part in her first sting operation when she was 15, said it was a little like being on stage. "I'm in plays," she said, "so I can act pretty decently."</w:t>
+        <w:br/>
+        <w:t>The stores did not have much excuse, given that they had received letters forewarning them about the operation.</w:t>
+        <w:br/>
+        <w:t>For many of the young people who volunteer for the undercover work here, there are worries about loved ones who are struggling to quit smoking. "My grandpa's really trying hard to stop," said Matt Swarthout, 14, who went on a recent buying expedition. "But he still has one or two every so often."</w:t>
+        <w:br/>
+        <w:t>In the five years the sting operations have been used in Wisconsin, teen-agers have tried to buy cigarettes about 1,700 times, and have been successful 39 percent of the time. But as the stings have become better known, the stores have become more careful.</w:t>
+        <w:br/>
+        <w:t>In a recent round of checks at service stations and convenience stores here, only about 1 in 10 were caught making illegal sales.</w:t>
+        <w:br/>
+        <w:t>The teen-agers, who are firm opponents of smoking, say they feel good when clerks reject their efforts to buy cigarettes.</w:t>
+        <w:br/>
+        <w:t>Lyra Knippel, a 15-year-old who is 5 feet tall, put a pack of cigarettes on a store counter in one recent operation. She said the clerk looked her straight in the eye with a motherly concern and asked, "You think you're going to buy these?"</w:t>
+        <w:br/>
+        <w:t>"Yes," Lyra said.</w:t>
+        <w:br/>
+        <w:t>"I don't think so," the clerk said. "Now put them back."</w:t>
+        <w:br/>
+        <w:t>Lyra did as she was told, and inside was quietly cheering for the woman who told her no.</w:t>
       </w:r>
     </w:p>
     <w:sectPr>

--- a/example_articles/states/Wisconsin/2.states_Wisconsin_New_York_Times.docx
+++ b/example_articles/states/Wisconsin/2.states_Wisconsin_New_York_Times.docx
@@ -7,7 +7,7 @@
         <w:pStyle w:val="Heading1"/>
       </w:pPr>
       <w:r>
-        <w:t>Using Teen-Agers to Enforce Tobacco Laws</w:t>
+        <w:t>After Shock of 2016, Democrats Refocused Efforts on Rebuilding</w:t>
       </w:r>
     </w:p>
     <w:p>
@@ -17,17 +17,17 @@
     </w:p>
     <w:p>
       <w:r>
-        <w:t>Date: 1996-05-04</w:t>
+        <w:t>Date: 2020-11-04</w:t>
       </w:r>
     </w:p>
     <w:p>
       <w:r>
-        <w:t>Section: Section 1; ; Section 1;  Page 6;  Column 4;  National Desk ; Column 4;</w:t>
+        <w:t>Section: Section A; Column 0; National Desk; Pg. 20</w:t>
       </w:r>
     </w:p>
     <w:p>
       <w:r>
-        <w:t>Source file: NYT/44.DOCX</w:t>
+        <w:t>Source file: NYT/13.DOCX</w:t>
       </w:r>
     </w:p>
     <w:p>
@@ -49,69 +49,96 @@
     </w:p>
     <w:p>
       <w:r>
-        <w:t>When Brian Oswall, a ninth grader, walked into a gas station here and asked for a pack of cigarettes, he expected that the clerk would suspect he was far too young to buy tobacco legally.</w:t>
+        <w:t>Hillary Clinton's narrow loss refocused the party's efforts to reclaim support and power after years of Republican statehouse dominance.</w:t>
         <w:br/>
-        <w:t>"I was thinking, 'Maybe she'll freak out and chase me out of the store,' " he said.</w:t>
+        <w:t xml:space="preserve">MADISON, Wis. -- If there is a symbol of the Wisconsin Democratic comeback following the shock of President Trump's 2016 victory and nearly a decade of being beaten into submission by the Republican state legislature, it is Jill Karofsky. </w:t>
         <w:br/>
-        <w:t>Instead, she sold him a pack.</w:t>
+        <w:t xml:space="preserve">  Ms. Karofsky stunned most of Wisconsin, and herself, when in April she won an 11-point victory in a race for a State Supreme Court seat, during an election the state's Republicans blocked its Democratic governor from delaying because of the coronavirus pandemic.</w:t>
         <w:br/>
-        <w:t>To look at him, it should be no surprise that Brian is only 15 -- three years under the age that cigarettes can be bought legally.</w:t>
+        <w:t xml:space="preserve">  ''I did not see a path for us to win,'' Justice Karofsky said during a six-mile run on Monday. But when the polls opened April 7, she said, ''I went for a run and I came home and I looked at my phone and I saw all those brave people voting in Milwaukee. And that's when I started to have a glimmer of hope.''</w:t>
         <w:br/>
-        <w:t>But something else would later come as a surprise to the clerk. He was no smoker. In fact, he was taking part in a sting, or undercover, operation aimed at stores that sell tobacco to minors.</w:t>
+        <w:t xml:space="preserve">  For Wisconsin Democrats, hope has been something in short supply since 2010, when Republicans won control of the state's government and began to systematically dismantle a progressive political infrastructure built up over generations.</w:t>
         <w:br/>
-        <w:t>Such teen-ager sting operations have become a common tool of law-enforcement and health organizations throughout the country as states try to comply with Federal mandates to curb access of tobacco to minors.</w:t>
+        <w:t xml:space="preserve">  While Justice Karofsky's race was officially nonpartisan, her allies made the battle lines clear -- the contest was a referendum on Mr. Trump and Republican governance in the state. And her victory, with its surprise margin, provided an important psychological boost to a party beaten down by the state's dominant Republicans and still spooked by 2016, when Hillary Clinton, who never visited the state, lost Wisconsin by just 22,748 votes -- a margin seared into the memory of the state's top Democrats.</w:t>
         <w:br/>
-        <w:t>But in many cases, young people have organized on their own to conduct freelance sting operations. After finding which stores would sell tobacco to minors, they alert the police and tell the news media.</w:t>
+        <w:t xml:space="preserve">  Only in the final hours of the 2020 campaign, when more than half the state's voters had cast pre-Election Day ballots, did Wisconsin Democrats allow themselves to say out loud that they believed former Vice President Joseph R. Biden Jr. would carry the state by a healthy margin when counting was expected to be completed on Wednesday.</w:t>
         <w:br/>
-        <w:t>The project here is part of a $19 million program in 17 states and is financed mostly by the National Cancer Institute, a Federal health agency that is trying to reduce teen-age smoking.</w:t>
+        <w:t xml:space="preserve">  It is a bullishness borne of the combination of high turnout in Madison and Milwaukee, signs they had won back some rural Democrats who voted for Mr. Trump in 2016, and the feeling that, since 2016, they have finally won more than they've lost. Democrats also believe that a recent statewide surge in coronavirus cases has helped refocus voters on the president's handling of the pandemic.</w:t>
         <w:br/>
-        <w:t>While adults' use of tobacco has been dropping for many years, smoking among high school seniors has been holding steady, at about 19 percent, for the last 10 years, according to Dr. Marc Manley, an official with the health agency.</w:t>
+        <w:t xml:space="preserve">  After Mrs. Clinton's loss in Wisconsin, Democrats here began organizing from the ground up. The Democratic National Committee and other liberal organizations began in 2017 to make investments in the state that the party neglected during the Obama years. In 2019, the Democratic Party of Wisconsin elected as its chairman Ben Wikler, a veteran Moveon.org organizer who in the last 18 months has raised record sums for the party, bringing in more than twice the funds as his Republican counterparts.</w:t>
         <w:br/>
-        <w:t>Just about everybody insists they oppose smoking by children. But there have been some objections, at least in Wisconsin, over law-enforcement officials' use of teen-agers to try to buy cigarettes. Around the country, it has become common practice for law-enforcement groups to send out young volunteers as decoys in targeting illegal sales of alcohol, as well as tobacco, to minors.</w:t>
+        <w:t xml:space="preserve">  All this took place in the ashes of the devastating 2016 contest, when Democrats were certain of a victory, but disinclined to do much to make one happen.</w:t>
         <w:br/>
-        <w:t>"I'm afraid this is sending the wrong message to our children," said Barbara Vedder, a member of the Madison City Council, who voted against a measure last year to permit sting operations. "It's troubling, this idea of encouraging people to tell on their neighbors, to rat on them -- that it's O.K. if it's for the Government."</w:t>
+        <w:t xml:space="preserve">  During that campaign, Mandela Barnes, who would be elected lieutenant governor two years later, asked people to pose with him in photographs for Mrs. Clinton's Instagram page. ''People were like, 'Ehhh, I don't really know about that.''' Mr. Barnes said. ''I was like, 'We're friends!' But also, damn.''</w:t>
         <w:br/>
-        <w:t>She asked: What if small bands of citizens' groups decided to investigate whether their neighbors were smoking marijuana? Turn in their parents?</w:t>
+        <w:t xml:space="preserve">  But despite the new optimism, after so many searing defeats, there is a sense among voters that nothing is to be taken for granted.</w:t>
         <w:br/>
-        <w:t>Noting that homosexual acts are illegal in some states, Ms. Vedder also asked, "What if little groups decide to start going around checking to see what the neighbors are really doing in their homes?"</w:t>
+        <w:t xml:space="preserve">  ''For the past 10 years it's been like living with a boot on our necks,'' said Andy Olsen, a policy advocate for an environmental organization who spent Tuesday morning reminding voters at Madison's Monona Terrace to text three friends to remind them to vote, too. ''We kept getting knocked down and trying to get back up again. People are cautious about getting their hopes up too much.''</w:t>
         <w:br/>
-        <w:t>But law-enforcement groups and others who support the sting operations say such concerns are overwrought.</w:t>
+        <w:t xml:space="preserve">  Even before the April court election, there were already signs that the state's fragile Trump coalition was crumbling. Republican margins in the Milwaukee suburbs dropped precipitously during the 2018 midterm elections, while Democrats clawed back some of the voters Mr. Trump won in 2016, especially in the Fox Valley, a key battleground region of the state.</w:t>
         <w:br/>
-        <w:t>"The only risk the kids face is the stigmatization of being called snitches," said Mark Gottlieb, a lawyer for the Tobacco Producers Liability Project in Boston, which advocates lawsuits as a way to fight the tobacco industry. "And there are angry retailers who yell, 'Hitler youth!' at them."</w:t>
+        <w:t xml:space="preserve">  Without Mrs. Clinton as a foil, many of these voters began to judge Mr. Trump on his own and didn't like the results.</w:t>
         <w:br/>
-        <w:t>Mr. Gottlieb said there had been no lawsuits filed against the teen-age undercover operations. But in at least one case, a teen-ager won a settlement with a store after it sold her cigarettes.</w:t>
+        <w:t xml:space="preserve">  ''I voted for Trump four years ago out of default,'' said Ted Schartner, a plasterer from Green Bay who voted for Mr. Biden last Wednesday. ''I regretted it almost right away. I didn't like the way things were heading.''</w:t>
         <w:br/>
-        <w:t>"How else could we do it?" asked Ed Kreckler, an assistant chief of police in Wisconsin Rapids who has worked with young people in the sting operations. "Besides, it teaches kids to be responsible citizens, to report crime and take an active role in its prohibition."</w:t>
+        <w:t xml:space="preserve">  While voters were coming to terms with a Trump presidency, Wisconsin Democrats found themselves digging out of their collective nadir. Not only was it the first time since 1984 that a Republican had carried the state's electoral votes, but Democrats were locked out of state government, gerrymandered into a deep minority in the state legislature and facing a State Supreme Court controlled by conservative justices.</w:t>
         <w:br/>
-        <w:t>Not surprisingly, the sting operations have been seen as an annoyance by some of the stores that have been stung. Even some of the townspeople have winced at it.</w:t>
+        <w:t xml:space="preserve">  By the time Mr. Trump won the White House, Wisconsinites had already gotten used to the constant partisan warfare that would define his administration.</w:t>
         <w:br/>
-        <w:t>While smokers may have become pariahs in the cafe society of places like Madison and Minneapolis, there is a much different view prevailing in this rural, working-class region in central Wisconsin.</w:t>
+        <w:t xml:space="preserve">  ''You go to a gathering of friends and it turns into politics right away,'' said Roben Haggart, who has served as Minocqua's town clerk for 22 years. ''It always turns into an argument.''</w:t>
         <w:br/>
-        <w:t>Cigarette smoking is generally not regarded as a serious problem here, she said. "A typical response is: 'Cigarettes? Well, it could be a lot worse. It could be marijuana or crack.' And the businesses, they want to know why we're picking on them."</w:t>
+        <w:t xml:space="preserve">  Mr. Trump's victory here led to talk that Wisconsin, with its large population of white working-class voters, had become a fixture of the Republican Electoral College map, out of reach for Democratic candidates.</w:t>
         <w:br/>
-        <w:t>Most of the teen-agers said they were a little nervous about trying to buy cigarettes initially.</w:t>
+        <w:t xml:space="preserve">  The state's Democratic infrastructure was in shambles, but little by little voters began to turn against Mr. Trump. In January 2018, a Democrat won a special election to a rural State Senate district Mr. Trump had carried by 17 points. That fall, Democrats rode anger against Mr. Trump to a sweep of the statewide elections, ousting Scott Walker, a two-term governor who had crippled the state's public-sector labor unions.</w:t>
         <w:br/>
-        <w:t>"Whoa!" young Brian Oswall said after he walked out of a gas station with a pack of cigarettes for the first time. "This feels so weird -- it's illegal!"</w:t>
+        <w:t xml:space="preserve">  In June 2019, Wisconsin Democrats elected as their state chairman Mr. Wikler, who had moved his family into his childhood home in Madison. Mr. Wikler brought an organizing and fund-raising heft the state had never seen. The Democratic Party of Wisconsin has raised $58.7 million in the last two years, more than twice the haul for the state's Republicans.</w:t>
         <w:br/>
-        <w:t>Melissa Elderbrook, who took part in her first sting operation when she was 15, said it was a little like being on stage. "I'm in plays," she said, "so I can act pretty decently."</w:t>
+        <w:t xml:space="preserve">  ''Trump's win, in a lot of ways, accelerated and pushed forward necessary change within our party,'' said Alex Lasry, a senior official for Milwaukee's pro basketball franchise who is weighing a run for the seat of Ron Johnson, a Republican senator, in 2022. ''Democrats realized we can't just sit on the sidelines in these off-year elections.''</w:t>
         <w:br/>
-        <w:t>The stores did not have much excuse, given that they had received letters forewarning them about the operation.</w:t>
+        <w:t xml:space="preserve">  Representative Mark Pocan, a Madison Democrat, said Mr. Biden's campaign and Mr. Wikler's leadership created a dramatically different political landscape than four years ago.</w:t>
         <w:br/>
-        <w:t>For many of the young people who volunteer for the undercover work here, there are worries about loved ones who are struggling to quit smoking. "My grandpa's really trying hard to stop," said Matt Swarthout, 14, who went on a recent buying expedition. "But he still has one or two every so often."</w:t>
+        <w:t xml:space="preserve">  ''The Biden campaign is 180 degrees different than what we had four years ago,'' Mr. Pocan said. One important difference: Mr. Biden has visited Wisconsin three times since the primary. ''The candidate never came post-primary four years ago, we had no resources specifically for Wisconsin -- or very little resources.''</w:t>
         <w:br/>
-        <w:t>In the five years the sting operations have been used in Wisconsin, teen-agers have tried to buy cigarettes about 1,700 times, and have been successful 39 percent of the time. But as the stings have become better known, the stores have become more careful.</w:t>
+        <w:t xml:space="preserve">  The 2016 contest was marked by a drop in turnout among Black voters in Milwaukee, who are now a key part of Mr. Biden's hopes for a Wisconsin victory.</w:t>
         <w:br/>
-        <w:t>In a recent round of checks at service stations and convenience stores here, only about 1 in 10 were caught making illegal sales.</w:t>
+        <w:t xml:space="preserve">  The Rev. Greg Lewis, the executive director of the Milwaukee Souls to the Polls effort, said the Black electorate in the city had changed, thanks in part to Mr. Trump's presidency. Since 2012, Mr. Lewis said, the money that was absent in 2016 is now flowing to community leaders for get-out-the-vote efforts, just as Black Milwaukeeans have become more engaged in removing Mr. Trump.</w:t>
         <w:br/>
-        <w:t>The teen-agers, who are firm opponents of smoking, say they feel good when clerks reject their efforts to buy cigarettes.</w:t>
+        <w:t xml:space="preserve">  ''These groups weren't active four years ago, because we didn't have funding or resources to do any of the things we're doing right now,'' Mr. Lewis said. ''I just think the Democratic Party didn't come into the community enough to energize and make sure that people were willing to do what needs to be done.''</w:t>
         <w:br/>
-        <w:t>Lyra Knippel, a 15-year-old who is 5 feet tall, put a pack of cigarettes on a store counter in one recent operation. She said the clerk looked her straight in the eye with a motherly concern and asked, "You think you're going to buy these?"</w:t>
+        <w:t xml:space="preserve">  By October, Wisconsin's coronavirus spike was among the worst in the country -- and by far the worst of any presidential battleground state. The president's approval rating on the pandemic in Wisconsin had fallen from 51 percent in March to just 40 percent, according to a Marquette Law School poll.</w:t>
         <w:br/>
-        <w:t>"Yes," Lyra said.</w:t>
+        <w:t xml:space="preserve">  ''We've got people that are supposed to be leading the country that have just thrown up their hands and said, there's nothing we can do about this pandemic -- which is just demonstrably not true,'' said Kate Walton, an emergency room nurse in Madison who said she voted for Mr. Biden.</w:t>
         <w:br/>
-        <w:t>"I don't think so," the clerk said. "Now put them back."</w:t>
+        <w:t xml:space="preserve">  One after another, Biden voters across the state in the last week said their votes were motivated primarily by a desire to oust Mr. Trump.</w:t>
         <w:br/>
-        <w:t>Lyra did as she was told, and inside was quietly cheering for the woman who told her no.</w:t>
+        <w:t xml:space="preserve">  ''I wouldn't vote for Trump for nothing, even if you paid me all the money he says he's worth,'' said Terri Konkol, a 58-year-old Milwaukeean who on Saturday voted for Mr. Biden from her wheelchair. She blamed the president for the virus's spread in the state. ''In our whole lifetimes have we ever had to wear masks?''</w:t>
+        <w:br/>
+        <w:t xml:space="preserve">  Rose Goeb, 62, a Milwaukee preschool teacher, voted early for Mr. Biden on one of the first days she could.</w:t>
+        <w:br/>
+        <w:t xml:space="preserve">  Of Mr. Trump, she said, ''I made up my mind a long time ago that this man does not have the character or discipline to be president.''</w:t>
+        <w:br/>
+        <w:t xml:space="preserve">  And on Tuesday in Madison, among a line of voters waiting to cast ballots when the polls opened at 7 a.m. was Helen Hawley, an artist who was inspired by Senator Bernie Sanders and a fierce desire to remove Mr. Trump.</w:t>
+        <w:br/>
+        <w:t xml:space="preserve">  ''It's hard to be hopeful about anything right now,'' said Ms. Hawley, 40. ''But it's better to have hope than to not. Hope is just something I hold onto because it's a good idea.''</w:t>
+        <w:br/>
+        <w:t xml:space="preserve">  Reid J. Epstein reported from Madison, Wis., and Astead W. Herndon from Milwaukee.</w:t>
+        <w:br/>
+        <w:br/>
+        <w:t>https://www.nytimes.com/2020/11/03/us/politics/wisconsin-elections-trump-biden.html</w:t>
+        <w:br/>
+        <w:br/>
+        <w:t>Graphic</w:t>
+        <w:br/>
+        <w:br/>
+        <w:t xml:space="preserve"> </w:t>
+        <w:br/>
+        <w:t>PHOTOS: From top, election workers in Milwaukee tabulating mail-in and absentee ballots on Tuesday</w:t>
+        <w:br/>
+        <w:t>voting in Madison</w:t>
+        <w:br/>
+        <w:t>Justice Jill Karofsky of the Wisconsin Supreme Court in Madison on Monday. Her surprise victory in an election in April was a sign of lagging Republican support in the state. (PHOTOGRAPHS BY CHANG W. LEE/THE NEW YORK TIMES</w:t>
+        <w:br/>
+        <w:t xml:space="preserve"> LAUREN JUSTICE FOR THE NEW YORK TIMES)</w:t>
       </w:r>
     </w:p>
     <w:sectPr>

--- a/example_articles/states/Wisconsin/2.states_Wisconsin_New_York_Times.docx
+++ b/example_articles/states/Wisconsin/2.states_Wisconsin_New_York_Times.docx
@@ -7,7 +7,7 @@
         <w:pStyle w:val="Heading1"/>
       </w:pPr>
       <w:r>
-        <w:t>After Shock of 2016, Democrats Refocused Efforts on Rebuilding</w:t>
+        <w:t>Why Wisconsin Isn't a Good Fit for Trump</w:t>
       </w:r>
     </w:p>
     <w:p>
@@ -17,17 +17,17 @@
     </w:p>
     <w:p>
       <w:r>
-        <w:t>Date: 2020-11-04</w:t>
+        <w:t>Date: 2016-04-05</w:t>
       </w:r>
     </w:p>
     <w:p>
       <w:r>
-        <w:t>Section: Section A; Column 0; National Desk; Pg. 20</w:t>
+        <w:t>Section: Section A; Column 0; National Desk; Pg. 3; THE 2016 RACE</w:t>
       </w:r>
     </w:p>
     <w:p>
       <w:r>
-        <w:t>Source file: NYT/13.DOCX</w:t>
+        <w:t>Source file: NYT/29.DOCX</w:t>
       </w:r>
     </w:p>
     <w:p>
@@ -49,82 +49,70 @@
     </w:p>
     <w:p>
       <w:r>
-        <w:t>Hillary Clinton's narrow loss refocused the party's efforts to reclaim support and power after years of Republican statehouse dominance.</w:t>
+        <w:t>Donald Trump has had a rough couple of weeks. He said he supported punishing women for abortion and then walked it back; his campaign manager was arrested on a charge of battery; he retweeted an unflattering picture of his main opponent's wife, Heidi Cruz.</w:t>
         <w:br/>
-        <w:t xml:space="preserve">MADISON, Wis. -- If there is a symbol of the Wisconsin Democratic comeback following the shock of President Trump's 2016 victory and nearly a decade of being beaten into submission by the Republican state legislature, it is Jill Karofsky. </w:t>
+        <w:t xml:space="preserve">And the polls show him trailing by a wide margin in Wisconsin, which holds its primary on Tuesday. For some people, it's a sign that Mr. Trump is finally losing ground. </w:t>
         <w:br/>
-        <w:t xml:space="preserve">  Ms. Karofsky stunned most of Wisconsin, and herself, when in April she won an 11-point victory in a race for a State Supreme Court seat, during an election the state's Republicans blocked its Democratic governor from delaying because of the coronavirus pandemic.</w:t>
+        <w:t xml:space="preserve">  But his problem in Wisconsin is mainly about the state's demographics, not self-inflicted wounds. Even a 10-percentage-point loss there wouldn't necessarily indicate any shift against him.</w:t>
         <w:br/>
-        <w:t xml:space="preserve">  ''I did not see a path for us to win,'' Justice Karofsky said during a six-mile run on Monday. But when the polls opened April 7, she said, ''I went for a run and I came home and I looked at my phone and I saw all those brave people voting in Milwaukee. And that's when I started to have a glimmer of hope.''</w:t>
+        <w:t xml:space="preserve">  The state has always looked as if it would be one of Mr. Trump's worst. This was true even before the primaries began. Polling by Civis Analytics and Marquette Law both showed Mr. Trump faring much worse there than nationally, just as was the case in neighboring Iowa, where he wound up losing to Ted Cruz.</w:t>
         <w:br/>
-        <w:t xml:space="preserve">  For Wisconsin Democrats, hope has been something in short supply since 2010, when Republicans won control of the state's government and began to systematically dismantle a progressive political infrastructure built up over generations.</w:t>
+        <w:t xml:space="preserve">  The results of other primaries have consistently pointed toward Mr. Trump's weakness in Wisconsin. We've frequently published articles using models to predict the results of contests based on demographics, and both models -- one after the Super Tuesday primaries and one after the March 15 primaries -- projected Wisconsin to be one of Mr. Trump's worst remaining states.</w:t>
         <w:br/>
-        <w:t xml:space="preserve">  While Justice Karofsky's race was officially nonpartisan, her allies made the battle lines clear -- the contest was a referendum on Mr. Trump and Republican governance in the state. And her victory, with its surprise margin, provided an important psychological boost to a party beaten down by the state's dominant Republicans and still spooked by 2016, when Hillary Clinton, who never visited the state, lost Wisconsin by just 22,748 votes -- a margin seared into the memory of the state's top Democrats.</w:t>
+        <w:t xml:space="preserve">  Our estimate remains virtually unchanged from what it was after the Arizona and Utah contests March 22: a five-point edge in Wisconsin for Mr. Cruz, almost exactly aligned with the polls. The model does not account for the possible redistribution of Marco Rubio's former support.</w:t>
         <w:br/>
-        <w:t xml:space="preserve">  Only in the final hours of the 2020 campaign, when more than half the state's voters had cast pre-Election Day ballots, did Wisconsin Democrats allow themselves to say out loud that they believed former Vice President Joseph R. Biden Jr. would carry the state by a healthy margin when counting was expected to be completed on Wednesday.</w:t>
+        <w:t xml:space="preserve">  Why is Wisconsin such a problematic state for Mr. Trump? It's not the worst possible state for him (Utah was), but it does force him to confront some major weaknesses.</w:t>
         <w:br/>
-        <w:t xml:space="preserve">  It is a bullishness borne of the combination of high turnout in Madison and Milwaukee, signs they had won back some rural Democrats who voted for Mr. Trump in 2016, and the feeling that, since 2016, they have finally won more than they've lost. Democrats also believe that a recent statewide surge in coronavirus cases has helped refocus voters on the president's handling of the pandemic.</w:t>
+        <w:t xml:space="preserve">  Education</w:t>
         <w:br/>
-        <w:t xml:space="preserve">  After Mrs. Clinton's loss in Wisconsin, Democrats here began organizing from the ground up. The Democratic National Committee and other liberal organizations began in 2017 to make investments in the state that the party neglected during the Obama years. In 2019, the Democratic Party of Wisconsin elected as its chairman Ben Wikler, a veteran Moveon.org organizer who in the last 18 months has raised record sums for the party, bringing in more than twice the funds as his Republican counterparts.</w:t>
+        <w:t xml:space="preserve">  Lower educational attainment among white adults is one of the strongest correlates of Mr. Trump's support. It's true at every level: He does better in places where fewer whites have high school diplomas, college degrees or postgraduate degrees. The lack of a high school education is the biggest correlation.</w:t>
         <w:br/>
-        <w:t xml:space="preserve">  All this took place in the ashes of the devastating 2016 contest, when Democrats were certain of a victory, but disinclined to do much to make one happen.</w:t>
+        <w:t xml:space="preserve">  Wisconsin is average or above average in basically every educational category. It's also unusual because many of its most strongly Republican areas are well-educated suburbs, so more of the Republican vote will be cast in well-educated areas than in, say, California.</w:t>
         <w:br/>
-        <w:t xml:space="preserve">  During that campaign, Mandela Barnes, who would be elected lieutenant governor two years later, asked people to pose with him in photographs for Mrs. Clinton's Instagram page. ''People were like, 'Ehhh, I don't really know about that.''' Mr. Barnes said. ''I was like, 'We're friends!' But also, damn.''</w:t>
+        <w:t xml:space="preserve">  Religion and Family</w:t>
         <w:br/>
-        <w:t xml:space="preserve">  But despite the new optimism, after so many searing defeats, there is a sense among voters that nothing is to be taken for granted.</w:t>
+        <w:t xml:space="preserve">  With the exception of white Roman Catholics, Mr. Trump fares worse in areas where larger shares of the population are reported to be religious adherents in the 2010 U.S. Religion census. (He won a majority of the Catholic vote in Massachusetts, and it bodes well for him in New York and New Jersey).</w:t>
         <w:br/>
-        <w:t xml:space="preserve">  ''For the past 10 years it's been like living with a boot on our necks,'' said Andy Olsen, a policy advocate for an environmental organization who spent Tuesday morning reminding voters at Madison's Monona Terrace to text three friends to remind them to vote, too. ''We kept getting knocked down and trying to get back up again. People are cautious about getting their hopes up too much.''</w:t>
+        <w:t xml:space="preserve">  You might not think of Wisconsin as an especially religious state. But it's a bit above average for religious adherence across all categories: the total religious rate, evangelicals and Catholics. The net effect is slightly negative for Mr. Trump.</w:t>
         <w:br/>
-        <w:t xml:space="preserve">  Even before the April court election, there were already signs that the state's fragile Trump coalition was crumbling. Republican margins in the Milwaukee suburbs dropped precipitously during the 2018 midterm elections, while Democrats clawed back some of the voters Mr. Trump won in 2016, especially in the Fox Valley, a key battleground region of the state.</w:t>
+        <w:t xml:space="preserve">  He fares worst in areas with strong traditional families, especially ones with more children, more married couples and fewer single mothers. The state also has an above-average number of married couples -- and most of the state's most Republican districts are in the top quartile for marriage rates.</w:t>
         <w:br/>
-        <w:t xml:space="preserve">  Without Mrs. Clinton as a foil, many of these voters began to judge Mr. Trump on his own and didn't like the results.</w:t>
+        <w:t xml:space="preserve">  As with education, Wisconsin isn't at the top of the list for these characteristics. But there aren't many states that are consistently average to above average in education, religion and marriage rates. Often, they cut in the opposite directions: The most religious states aren't usually highly educated, and many have lower marriage rates. Where these factors do converge, though, Mr. Trump struggles, as he did in Utah, Kansas and Iowa.</w:t>
         <w:br/>
-        <w:t xml:space="preserve">  ''I voted for Trump four years ago out of default,'' said Ted Schartner, a plasterer from Green Bay who voted for Mr. Biden last Wednesday. ''I regretted it almost right away. I didn't like the way things were heading.''</w:t>
+        <w:t xml:space="preserve">  Ancestry and Culture</w:t>
         <w:br/>
-        <w:t xml:space="preserve">  While voters were coming to terms with a Trump presidency, Wisconsin Democrats found themselves digging out of their collective nadir. Not only was it the first time since 1984 that a Republican had carried the state's electoral votes, but Democrats were locked out of state government, gerrymandered into a deep minority in the state legislature and facing a State Supreme Court controlled by conservative justices.</w:t>
+        <w:t xml:space="preserve">  Iowa, Utah, Kansas -- and Wisconsin -- have something else in common: a large population who report their ancestry from predominantly Protestant countries in Northern Europe.</w:t>
         <w:br/>
-        <w:t xml:space="preserve">  By the time Mr. Trump won the White House, Wisconsinites had already gotten used to the constant partisan warfare that would define his administration.</w:t>
+        <w:t xml:space="preserve">  These voters represented the base of the Republican Party for the century after the Civil War, whether it's the old-stock ''Yankees'' who spread west from New England, or the German, Scandinavian and Dutch immigrants who generally settled over the same stretch of the northern part of the United States later in the 19th century.</w:t>
         <w:br/>
-        <w:t xml:space="preserve">  ''You go to a gathering of friends and it turns into politics right away,'' said Roben Haggart, who has served as Minocqua's town clerk for 22 years. ''It always turns into an argument.''</w:t>
+        <w:t xml:space="preserve">  These voters are probably the biggest problem for Mr. Trump that you haven't heard of: He would fare about 30 points worse in counties where all of the white residents reported their ancestry from Protestant countries in Northern Europe than he would in a place where none did, according to our model. It's the type of thing that helps separate Northern Virginia -- where Mr. Trump struggled greatly -- from the Boston area, where he excelled.</w:t>
         <w:br/>
-        <w:t xml:space="preserve">  Mr. Trump's victory here led to talk that Wisconsin, with its large population of white working-class voters, had become a fixture of the Republican Electoral College map, out of reach for Democratic candidates.</w:t>
+        <w:t xml:space="preserve">  Exactly why this is so important is a little speculative.</w:t>
         <w:br/>
-        <w:t xml:space="preserve">  The state's Democratic infrastructure was in shambles, but little by little voters began to turn against Mr. Trump. In January 2018, a Democrat won a special election to a rural State Senate district Mr. Trump had carried by 17 points. That fall, Democrats rode anger against Mr. Trump to a sweep of the statewide elections, ousting Scott Walker, a two-term governor who had crippled the state's public-sector labor unions.</w:t>
+        <w:t xml:space="preserve">  â–  Many of these areas, particularly in the Midwest, have a reputation for ''niceness'' or ''manners,'' and may not like Mr. Trump's in-your-face New York style.</w:t>
         <w:br/>
-        <w:t xml:space="preserve">  In June 2019, Wisconsin Democrats elected as their state chairman Mr. Wikler, who had moved his family into his childhood home in Madison. Mr. Wikler brought an organizing and fund-raising heft the state had never seen. The Democratic Party of Wisconsin has raised $58.7 million in the last two years, more than twice the haul for the state's Republicans.</w:t>
+        <w:t xml:space="preserve">  â–  They're the ''old Republicans'' -- the former base of the party. Perhaps they're likelier to be offended by Mr. Trump's breaking with traditional Republican ideology. Mr. Trump fares best among new Republicans -- including white Southerners and white Catholics -- who might have less consistently conservative views.</w:t>
         <w:br/>
-        <w:t xml:space="preserve">  ''Trump's win, in a lot of ways, accelerated and pushed forward necessary change within our party,'' said Alex Lasry, a senior official for Milwaukee's pro basketball franchise who is weighing a run for the seat of Ron Johnson, a Republican senator, in 2022. ''Democrats realized we can't just sit on the sidelines in these off-year elections.''</w:t>
+        <w:t xml:space="preserve">  â–  Racism could play a role (Mr. Trump has made appeals to racial, ethnic and religious resentment). Most measures of racism -- like Google searches for racially charged terms or scores on the Implicit Association Test -- tend to show lower levels of racism in the Upper Midwest, West and rural New England than in the South and industrial North. It's essentially the same region settled by people of Protestant Northwest European ancestry.</w:t>
         <w:br/>
-        <w:t xml:space="preserve">  Representative Mark Pocan, a Madison Democrat, said Mr. Biden's campaign and Mr. Wikler's leadership created a dramatically different political landscape than four years ago.</w:t>
+        <w:t xml:space="preserve">  Now, that might just be a coincidence -- there aren't very many minorities in these same regions, since the same economic forces that drew working-class Catholics to manufacturing jobs in the industrial North also drew African-Americans from the South. Or it might represent a deeper cultural tradition: It was the old-stock Yankees who led the fight for abolition; a century later it was roughly the same area that swung against the fiery conservative Barry Goldwater when he fought and won the nomination against more moderate and liberal Republicans.</w:t>
         <w:br/>
-        <w:t xml:space="preserve">  ''The Biden campaign is 180 degrees different than what we had four years ago,'' Mr. Pocan said. One important difference: Mr. Biden has visited Wisconsin three times since the primary. ''The candidate never came post-primary four years ago, we had no resources specifically for Wisconsin -- or very little resources.''</w:t>
+        <w:t xml:space="preserve">  They're also the same areas where Barack Obama defeated Hillary Clinton among white voters in the 2008 Democratic primary.</w:t>
         <w:br/>
-        <w:t xml:space="preserve">  The 2016 contest was marked by a drop in turnout among Black voters in Milwaukee, who are now a key part of Mr. Biden's hopes for a Wisconsin victory.</w:t>
+        <w:t xml:space="preserve">  Momentum vs. Demographics</w:t>
         <w:br/>
-        <w:t xml:space="preserve">  The Rev. Greg Lewis, the executive director of the Milwaukee Souls to the Polls effort, said the Black electorate in the city had changed, thanks in part to Mr. Trump's presidency. Since 2012, Mr. Lewis said, the money that was absent in 2016 is now flowing to community leaders for get-out-the-vote efforts, just as Black Milwaukeeans have become more engaged in removing Mr. Trump.</w:t>
+        <w:t xml:space="preserve">  All considered, the model-based estimates make Mr. Trump a five-point underdog, with a 40-35 edge for Mr. Cruz.</w:t>
         <w:br/>
-        <w:t xml:space="preserve">  ''These groups weren't active four years ago, because we didn't have funding or resources to do any of the things we're doing right now,'' Mr. Lewis said. ''I just think the Democratic Party didn't come into the community enough to energize and make sure that people were willing to do what needs to be done.''</w:t>
+        <w:t xml:space="preserve">  Mr. Cruz could certainly outperform this number because the model doesn't allocate any of the vote for Mr. Rubio (estimated around 8 percent on March 15), who has suspended his campaign. If the Rubio vote were split evenly between Mr. Cruz and John Kasich, which is about what happened in Utah, then Mr. Cruz might win, 44-35, over Mr. Trump.</w:t>
         <w:br/>
-        <w:t xml:space="preserve">  By October, Wisconsin's coronavirus spike was among the worst in the country -- and by far the worst of any presidential battleground state. The president's approval rating on the pandemic in Wisconsin had fallen from 51 percent in March to just 40 percent, according to a Marquette Law School poll.</w:t>
+        <w:t xml:space="preserve">  To get a sense of whether Mr. Trump really lost ground after his controversial remarks, the key number to watch is 35 percent: the expected share of the vote for Mr. Trump based on the results so far. If he falls short, he has lost ground because of momentum, not demographics.</w:t>
         <w:br/>
-        <w:t xml:space="preserve">  ''We've got people that are supposed to be leading the country that have just thrown up their hands and said, there's nothing we can do about this pandemic -- which is just demonstrably not true,'' said Kate Walton, an emergency room nurse in Madison who said she voted for Mr. Biden.</w:t>
+        <w:t xml:space="preserve">  The Upshot provides news, analysis and graphics about politics, policy and everyday life. Follow us on Facebook and Twitter. Sign up for our newsletter.</w:t>
         <w:br/>
-        <w:t xml:space="preserve">  One after another, Biden voters across the state in the last week said their votes were motivated primarily by a desire to oust Mr. Trump.</w:t>
-        <w:br/>
-        <w:t xml:space="preserve">  ''I wouldn't vote for Trump for nothing, even if you paid me all the money he says he's worth,'' said Terri Konkol, a 58-year-old Milwaukeean who on Saturday voted for Mr. Biden from her wheelchair. She blamed the president for the virus's spread in the state. ''In our whole lifetimes have we ever had to wear masks?''</w:t>
-        <w:br/>
-        <w:t xml:space="preserve">  Rose Goeb, 62, a Milwaukee preschool teacher, voted early for Mr. Biden on one of the first days she could.</w:t>
-        <w:br/>
-        <w:t xml:space="preserve">  Of Mr. Trump, she said, ''I made up my mind a long time ago that this man does not have the character or discipline to be president.''</w:t>
-        <w:br/>
-        <w:t xml:space="preserve">  And on Tuesday in Madison, among a line of voters waiting to cast ballots when the polls opened at 7 a.m. was Helen Hawley, an artist who was inspired by Senator Bernie Sanders and a fierce desire to remove Mr. Trump.</w:t>
-        <w:br/>
-        <w:t xml:space="preserve">  ''It's hard to be hopeful about anything right now,'' said Ms. Hawley, 40. ''But it's better to have hope than to not. Hope is just something I hold onto because it's a good idea.''</w:t>
-        <w:br/>
-        <w:t xml:space="preserve">  Reid J. Epstein reported from Madison, Wis., and Astead W. Herndon from Milwaukee.</w:t>
+        <w:t xml:space="preserve">  This is a more complete version of the story than the one that appeared in print.         </w:t>
         <w:br/>
         <w:br/>
-        <w:t>https://www.nytimes.com/2020/11/03/us/politics/wisconsin-elections-trump-biden.html</w:t>
+        <w:t>http://www.nytimes.com/2016/04/05/upshot/donald-trump-wisconsin-polls.html</w:t>
         <w:br/>
         <w:br/>
         <w:t>Graphic</w:t>
@@ -132,13 +120,7 @@
         <w:br/>
         <w:t xml:space="preserve"> </w:t>
         <w:br/>
-        <w:t>PHOTOS: From top, election workers in Milwaukee tabulating mail-in and absentee ballots on Tuesday</w:t>
-        <w:br/>
-        <w:t>voting in Madison</w:t>
-        <w:br/>
-        <w:t>Justice Jill Karofsky of the Wisconsin Supreme Court in Madison on Monday. Her surprise victory in an election in April was a sign of lagging Republican support in the state. (PHOTOGRAPHS BY CHANG W. LEE/THE NEW YORK TIMES</w:t>
-        <w:br/>
-        <w:t xml:space="preserve"> LAUREN JUSTICE FOR THE NEW YORK TIMES)</w:t>
+        <w:t>PHOTO: Donald J. Trump on Sunday in Wisconsin. His recent missteps on the campaign trail aren't as important as the state's demographics. (PHOTOGRAPH BY JOSHUA LOTT FOR THE NEW YORK TIMES)</w:t>
       </w:r>
     </w:p>
     <w:sectPr>

--- a/example_articles/states/Wisconsin/2.states_Wisconsin_New_York_Times.docx
+++ b/example_articles/states/Wisconsin/2.states_Wisconsin_New_York_Times.docx
@@ -7,7 +7,7 @@
         <w:pStyle w:val="Heading1"/>
       </w:pPr>
       <w:r>
-        <w:t>Why Wisconsin Isn't a Good Fit for Trump</w:t>
+        <w:t>After Shock of 2016, Democrats Refocused Efforts on Rebuilding</w:t>
       </w:r>
     </w:p>
     <w:p>
@@ -17,17 +17,17 @@
     </w:p>
     <w:p>
       <w:r>
-        <w:t>Date: 2016-04-05</w:t>
+        <w:t>Date: 2020-11-04</w:t>
       </w:r>
     </w:p>
     <w:p>
       <w:r>
-        <w:t>Section: Section A; Column 0; National Desk; Pg. 3; THE 2016 RACE</w:t>
+        <w:t>Section: Section A; Column 0; National Desk; Pg. 20</w:t>
       </w:r>
     </w:p>
     <w:p>
       <w:r>
-        <w:t>Source file: NYT/29.DOCX</w:t>
+        <w:t>Source file: NYT/13.DOCX</w:t>
       </w:r>
     </w:p>
     <w:p>
@@ -49,70 +49,82 @@
     </w:p>
     <w:p>
       <w:r>
-        <w:t>Donald Trump has had a rough couple of weeks. He said he supported punishing women for abortion and then walked it back; his campaign manager was arrested on a charge of battery; he retweeted an unflattering picture of his main opponent's wife, Heidi Cruz.</w:t>
+        <w:t>Hillary Clinton's narrow loss refocused the party's efforts to reclaim support and power after years of Republican statehouse dominance.</w:t>
         <w:br/>
-        <w:t xml:space="preserve">And the polls show him trailing by a wide margin in Wisconsin, which holds its primary on Tuesday. For some people, it's a sign that Mr. Trump is finally losing ground. </w:t>
+        <w:t xml:space="preserve">MADISON, Wis. -- If there is a symbol of the Wisconsin Democratic comeback following the shock of President Trump's 2016 victory and nearly a decade of being beaten into submission by the Republican state legislature, it is Jill Karofsky. </w:t>
         <w:br/>
-        <w:t xml:space="preserve">  But his problem in Wisconsin is mainly about the state's demographics, not self-inflicted wounds. Even a 10-percentage-point loss there wouldn't necessarily indicate any shift against him.</w:t>
+        <w:t xml:space="preserve">  Ms. Karofsky stunned most of Wisconsin, and herself, when in April she won an 11-point victory in a race for a State Supreme Court seat, during an election the state's Republicans blocked its Democratic governor from delaying because of the coronavirus pandemic.</w:t>
         <w:br/>
-        <w:t xml:space="preserve">  The state has always looked as if it would be one of Mr. Trump's worst. This was true even before the primaries began. Polling by Civis Analytics and Marquette Law both showed Mr. Trump faring much worse there than nationally, just as was the case in neighboring Iowa, where he wound up losing to Ted Cruz.</w:t>
+        <w:t xml:space="preserve">  ''I did not see a path for us to win,'' Justice Karofsky said during a six-mile run on Monday. But when the polls opened April 7, she said, ''I went for a run and I came home and I looked at my phone and I saw all those brave people voting in Milwaukee. And that's when I started to have a glimmer of hope.''</w:t>
         <w:br/>
-        <w:t xml:space="preserve">  The results of other primaries have consistently pointed toward Mr. Trump's weakness in Wisconsin. We've frequently published articles using models to predict the results of contests based on demographics, and both models -- one after the Super Tuesday primaries and one after the March 15 primaries -- projected Wisconsin to be one of Mr. Trump's worst remaining states.</w:t>
+        <w:t xml:space="preserve">  For Wisconsin Democrats, hope has been something in short supply since 2010, when Republicans won control of the state's government and began to systematically dismantle a progressive political infrastructure built up over generations.</w:t>
         <w:br/>
-        <w:t xml:space="preserve">  Our estimate remains virtually unchanged from what it was after the Arizona and Utah contests March 22: a five-point edge in Wisconsin for Mr. Cruz, almost exactly aligned with the polls. The model does not account for the possible redistribution of Marco Rubio's former support.</w:t>
+        <w:t xml:space="preserve">  While Justice Karofsky's race was officially nonpartisan, her allies made the battle lines clear -- the contest was a referendum on Mr. Trump and Republican governance in the state. And her victory, with its surprise margin, provided an important psychological boost to a party beaten down by the state's dominant Republicans and still spooked by 2016, when Hillary Clinton, who never visited the state, lost Wisconsin by just 22,748 votes -- a margin seared into the memory of the state's top Democrats.</w:t>
         <w:br/>
-        <w:t xml:space="preserve">  Why is Wisconsin such a problematic state for Mr. Trump? It's not the worst possible state for him (Utah was), but it does force him to confront some major weaknesses.</w:t>
+        <w:t xml:space="preserve">  Only in the final hours of the 2020 campaign, when more than half the state's voters had cast pre-Election Day ballots, did Wisconsin Democrats allow themselves to say out loud that they believed former Vice President Joseph R. Biden Jr. would carry the state by a healthy margin when counting was expected to be completed on Wednesday.</w:t>
         <w:br/>
-        <w:t xml:space="preserve">  Education</w:t>
+        <w:t xml:space="preserve">  It is a bullishness borne of the combination of high turnout in Madison and Milwaukee, signs they had won back some rural Democrats who voted for Mr. Trump in 2016, and the feeling that, since 2016, they have finally won more than they've lost. Democrats also believe that a recent statewide surge in coronavirus cases has helped refocus voters on the president's handling of the pandemic.</w:t>
         <w:br/>
-        <w:t xml:space="preserve">  Lower educational attainment among white adults is one of the strongest correlates of Mr. Trump's support. It's true at every level: He does better in places where fewer whites have high school diplomas, college degrees or postgraduate degrees. The lack of a high school education is the biggest correlation.</w:t>
+        <w:t xml:space="preserve">  After Mrs. Clinton's loss in Wisconsin, Democrats here began organizing from the ground up. The Democratic National Committee and other liberal organizations began in 2017 to make investments in the state that the party neglected during the Obama years. In 2019, the Democratic Party of Wisconsin elected as its chairman Ben Wikler, a veteran Moveon.org organizer who in the last 18 months has raised record sums for the party, bringing in more than twice the funds as his Republican counterparts.</w:t>
         <w:br/>
-        <w:t xml:space="preserve">  Wisconsin is average or above average in basically every educational category. It's also unusual because many of its most strongly Republican areas are well-educated suburbs, so more of the Republican vote will be cast in well-educated areas than in, say, California.</w:t>
+        <w:t xml:space="preserve">  All this took place in the ashes of the devastating 2016 contest, when Democrats were certain of a victory, but disinclined to do much to make one happen.</w:t>
         <w:br/>
-        <w:t xml:space="preserve">  Religion and Family</w:t>
+        <w:t xml:space="preserve">  During that campaign, Mandela Barnes, who would be elected lieutenant governor two years later, asked people to pose with him in photographs for Mrs. Clinton's Instagram page. ''People were like, 'Ehhh, I don't really know about that.''' Mr. Barnes said. ''I was like, 'We're friends!' But also, damn.''</w:t>
         <w:br/>
-        <w:t xml:space="preserve">  With the exception of white Roman Catholics, Mr. Trump fares worse in areas where larger shares of the population are reported to be religious adherents in the 2010 U.S. Religion census. (He won a majority of the Catholic vote in Massachusetts, and it bodes well for him in New York and New Jersey).</w:t>
+        <w:t xml:space="preserve">  But despite the new optimism, after so many searing defeats, there is a sense among voters that nothing is to be taken for granted.</w:t>
         <w:br/>
-        <w:t xml:space="preserve">  You might not think of Wisconsin as an especially religious state. But it's a bit above average for religious adherence across all categories: the total religious rate, evangelicals and Catholics. The net effect is slightly negative for Mr. Trump.</w:t>
+        <w:t xml:space="preserve">  ''For the past 10 years it's been like living with a boot on our necks,'' said Andy Olsen, a policy advocate for an environmental organization who spent Tuesday morning reminding voters at Madison's Monona Terrace to text three friends to remind them to vote, too. ''We kept getting knocked down and trying to get back up again. People are cautious about getting their hopes up too much.''</w:t>
         <w:br/>
-        <w:t xml:space="preserve">  He fares worst in areas with strong traditional families, especially ones with more children, more married couples and fewer single mothers. The state also has an above-average number of married couples -- and most of the state's most Republican districts are in the top quartile for marriage rates.</w:t>
+        <w:t xml:space="preserve">  Even before the April court election, there were already signs that the state's fragile Trump coalition was crumbling. Republican margins in the Milwaukee suburbs dropped precipitously during the 2018 midterm elections, while Democrats clawed back some of the voters Mr. Trump won in 2016, especially in the Fox Valley, a key battleground region of the state.</w:t>
         <w:br/>
-        <w:t xml:space="preserve">  As with education, Wisconsin isn't at the top of the list for these characteristics. But there aren't many states that are consistently average to above average in education, religion and marriage rates. Often, they cut in the opposite directions: The most religious states aren't usually highly educated, and many have lower marriage rates. Where these factors do converge, though, Mr. Trump struggles, as he did in Utah, Kansas and Iowa.</w:t>
+        <w:t xml:space="preserve">  Without Mrs. Clinton as a foil, many of these voters began to judge Mr. Trump on his own and didn't like the results.</w:t>
         <w:br/>
-        <w:t xml:space="preserve">  Ancestry and Culture</w:t>
+        <w:t xml:space="preserve">  ''I voted for Trump four years ago out of default,'' said Ted Schartner, a plasterer from Green Bay who voted for Mr. Biden last Wednesday. ''I regretted it almost right away. I didn't like the way things were heading.''</w:t>
         <w:br/>
-        <w:t xml:space="preserve">  Iowa, Utah, Kansas -- and Wisconsin -- have something else in common: a large population who report their ancestry from predominantly Protestant countries in Northern Europe.</w:t>
+        <w:t xml:space="preserve">  While voters were coming to terms with a Trump presidency, Wisconsin Democrats found themselves digging out of their collective nadir. Not only was it the first time since 1984 that a Republican had carried the state's electoral votes, but Democrats were locked out of state government, gerrymandered into a deep minority in the state legislature and facing a State Supreme Court controlled by conservative justices.</w:t>
         <w:br/>
-        <w:t xml:space="preserve">  These voters represented the base of the Republican Party for the century after the Civil War, whether it's the old-stock ''Yankees'' who spread west from New England, or the German, Scandinavian and Dutch immigrants who generally settled over the same stretch of the northern part of the United States later in the 19th century.</w:t>
+        <w:t xml:space="preserve">  By the time Mr. Trump won the White House, Wisconsinites had already gotten used to the constant partisan warfare that would define his administration.</w:t>
         <w:br/>
-        <w:t xml:space="preserve">  These voters are probably the biggest problem for Mr. Trump that you haven't heard of: He would fare about 30 points worse in counties where all of the white residents reported their ancestry from Protestant countries in Northern Europe than he would in a place where none did, according to our model. It's the type of thing that helps separate Northern Virginia -- where Mr. Trump struggled greatly -- from the Boston area, where he excelled.</w:t>
+        <w:t xml:space="preserve">  ''You go to a gathering of friends and it turns into politics right away,'' said Roben Haggart, who has served as Minocqua's town clerk for 22 years. ''It always turns into an argument.''</w:t>
         <w:br/>
-        <w:t xml:space="preserve">  Exactly why this is so important is a little speculative.</w:t>
+        <w:t xml:space="preserve">  Mr. Trump's victory here led to talk that Wisconsin, with its large population of white working-class voters, had become a fixture of the Republican Electoral College map, out of reach for Democratic candidates.</w:t>
         <w:br/>
-        <w:t xml:space="preserve">  â–  Many of these areas, particularly in the Midwest, have a reputation for ''niceness'' or ''manners,'' and may not like Mr. Trump's in-your-face New York style.</w:t>
+        <w:t xml:space="preserve">  The state's Democratic infrastructure was in shambles, but little by little voters began to turn against Mr. Trump. In January 2018, a Democrat won a special election to a rural State Senate district Mr. Trump had carried by 17 points. That fall, Democrats rode anger against Mr. Trump to a sweep of the statewide elections, ousting Scott Walker, a two-term governor who had crippled the state's public-sector labor unions.</w:t>
         <w:br/>
-        <w:t xml:space="preserve">  â–  They're the ''old Republicans'' -- the former base of the party. Perhaps they're likelier to be offended by Mr. Trump's breaking with traditional Republican ideology. Mr. Trump fares best among new Republicans -- including white Southerners and white Catholics -- who might have less consistently conservative views.</w:t>
+        <w:t xml:space="preserve">  In June 2019, Wisconsin Democrats elected as their state chairman Mr. Wikler, who had moved his family into his childhood home in Madison. Mr. Wikler brought an organizing and fund-raising heft the state had never seen. The Democratic Party of Wisconsin has raised $58.7 million in the last two years, more than twice the haul for the state's Republicans.</w:t>
         <w:br/>
-        <w:t xml:space="preserve">  â–  Racism could play a role (Mr. Trump has made appeals to racial, ethnic and religious resentment). Most measures of racism -- like Google searches for racially charged terms or scores on the Implicit Association Test -- tend to show lower levels of racism in the Upper Midwest, West and rural New England than in the South and industrial North. It's essentially the same region settled by people of Protestant Northwest European ancestry.</w:t>
+        <w:t xml:space="preserve">  ''Trump's win, in a lot of ways, accelerated and pushed forward necessary change within our party,'' said Alex Lasry, a senior official for Milwaukee's pro basketball franchise who is weighing a run for the seat of Ron Johnson, a Republican senator, in 2022. ''Democrats realized we can't just sit on the sidelines in these off-year elections.''</w:t>
         <w:br/>
-        <w:t xml:space="preserve">  Now, that might just be a coincidence -- there aren't very many minorities in these same regions, since the same economic forces that drew working-class Catholics to manufacturing jobs in the industrial North also drew African-Americans from the South. Or it might represent a deeper cultural tradition: It was the old-stock Yankees who led the fight for abolition; a century later it was roughly the same area that swung against the fiery conservative Barry Goldwater when he fought and won the nomination against more moderate and liberal Republicans.</w:t>
+        <w:t xml:space="preserve">  Representative Mark Pocan, a Madison Democrat, said Mr. Biden's campaign and Mr. Wikler's leadership created a dramatically different political landscape than four years ago.</w:t>
         <w:br/>
-        <w:t xml:space="preserve">  They're also the same areas where Barack Obama defeated Hillary Clinton among white voters in the 2008 Democratic primary.</w:t>
+        <w:t xml:space="preserve">  ''The Biden campaign is 180 degrees different than what we had four years ago,'' Mr. Pocan said. One important difference: Mr. Biden has visited Wisconsin three times since the primary. ''The candidate never came post-primary four years ago, we had no resources specifically for Wisconsin -- or very little resources.''</w:t>
         <w:br/>
-        <w:t xml:space="preserve">  Momentum vs. Demographics</w:t>
+        <w:t xml:space="preserve">  The 2016 contest was marked by a drop in turnout among Black voters in Milwaukee, who are now a key part of Mr. Biden's hopes for a Wisconsin victory.</w:t>
         <w:br/>
-        <w:t xml:space="preserve">  All considered, the model-based estimates make Mr. Trump a five-point underdog, with a 40-35 edge for Mr. Cruz.</w:t>
+        <w:t xml:space="preserve">  The Rev. Greg Lewis, the executive director of the Milwaukee Souls to the Polls effort, said the Black electorate in the city had changed, thanks in part to Mr. Trump's presidency. Since 2012, Mr. Lewis said, the money that was absent in 2016 is now flowing to community leaders for get-out-the-vote efforts, just as Black Milwaukeeans have become more engaged in removing Mr. Trump.</w:t>
         <w:br/>
-        <w:t xml:space="preserve">  Mr. Cruz could certainly outperform this number because the model doesn't allocate any of the vote for Mr. Rubio (estimated around 8 percent on March 15), who has suspended his campaign. If the Rubio vote were split evenly between Mr. Cruz and John Kasich, which is about what happened in Utah, then Mr. Cruz might win, 44-35, over Mr. Trump.</w:t>
+        <w:t xml:space="preserve">  ''These groups weren't active four years ago, because we didn't have funding or resources to do any of the things we're doing right now,'' Mr. Lewis said. ''I just think the Democratic Party didn't come into the community enough to energize and make sure that people were willing to do what needs to be done.''</w:t>
         <w:br/>
-        <w:t xml:space="preserve">  To get a sense of whether Mr. Trump really lost ground after his controversial remarks, the key number to watch is 35 percent: the expected share of the vote for Mr. Trump based on the results so far. If he falls short, he has lost ground because of momentum, not demographics.</w:t>
+        <w:t xml:space="preserve">  By October, Wisconsin's coronavirus spike was among the worst in the country -- and by far the worst of any presidential battleground state. The president's approval rating on the pandemic in Wisconsin had fallen from 51 percent in March to just 40 percent, according to a Marquette Law School poll.</w:t>
         <w:br/>
-        <w:t xml:space="preserve">  The Upshot provides news, analysis and graphics about politics, policy and everyday life. Follow us on Facebook and Twitter. Sign up for our newsletter.</w:t>
+        <w:t xml:space="preserve">  ''We've got people that are supposed to be leading the country that have just thrown up their hands and said, there's nothing we can do about this pandemic -- which is just demonstrably not true,'' said Kate Walton, an emergency room nurse in Madison who said she voted for Mr. Biden.</w:t>
         <w:br/>
-        <w:t xml:space="preserve">  This is a more complete version of the story than the one that appeared in print.         </w:t>
+        <w:t xml:space="preserve">  One after another, Biden voters across the state in the last week said their votes were motivated primarily by a desire to oust Mr. Trump.</w:t>
+        <w:br/>
+        <w:t xml:space="preserve">  ''I wouldn't vote for Trump for nothing, even if you paid me all the money he says he's worth,'' said Terri Konkol, a 58-year-old Milwaukeean who on Saturday voted for Mr. Biden from her wheelchair. She blamed the president for the virus's spread in the state. ''In our whole lifetimes have we ever had to wear masks?''</w:t>
+        <w:br/>
+        <w:t xml:space="preserve">  Rose Goeb, 62, a Milwaukee preschool teacher, voted early for Mr. Biden on one of the first days she could.</w:t>
+        <w:br/>
+        <w:t xml:space="preserve">  Of Mr. Trump, she said, ''I made up my mind a long time ago that this man does not have the character or discipline to be president.''</w:t>
+        <w:br/>
+        <w:t xml:space="preserve">  And on Tuesday in Madison, among a line of voters waiting to cast ballots when the polls opened at 7 a.m. was Helen Hawley, an artist who was inspired by Senator Bernie Sanders and a fierce desire to remove Mr. Trump.</w:t>
+        <w:br/>
+        <w:t xml:space="preserve">  ''It's hard to be hopeful about anything right now,'' said Ms. Hawley, 40. ''But it's better to have hope than to not. Hope is just something I hold onto because it's a good idea.''</w:t>
+        <w:br/>
+        <w:t xml:space="preserve">  Reid J. Epstein reported from Madison, Wis., and Astead W. Herndon from Milwaukee.</w:t>
         <w:br/>
         <w:br/>
-        <w:t>http://www.nytimes.com/2016/04/05/upshot/donald-trump-wisconsin-polls.html</w:t>
+        <w:t>https://www.nytimes.com/2020/11/03/us/politics/wisconsin-elections-trump-biden.html</w:t>
         <w:br/>
         <w:br/>
         <w:t>Graphic</w:t>
@@ -120,7 +132,13 @@
         <w:br/>
         <w:t xml:space="preserve"> </w:t>
         <w:br/>
-        <w:t>PHOTO: Donald J. Trump on Sunday in Wisconsin. His recent missteps on the campaign trail aren't as important as the state's demographics. (PHOTOGRAPH BY JOSHUA LOTT FOR THE NEW YORK TIMES)</w:t>
+        <w:t>PHOTOS: From top, election workers in Milwaukee tabulating mail-in and absentee ballots on Tuesday</w:t>
+        <w:br/>
+        <w:t>voting in Madison</w:t>
+        <w:br/>
+        <w:t>Justice Jill Karofsky of the Wisconsin Supreme Court in Madison on Monday. Her surprise victory in an election in April was a sign of lagging Republican support in the state. (PHOTOGRAPHS BY CHANG W. LEE/THE NEW YORK TIMES</w:t>
+        <w:br/>
+        <w:t xml:space="preserve"> LAUREN JUSTICE FOR THE NEW YORK TIMES)</w:t>
       </w:r>
     </w:p>
     <w:sectPr>
